--- a/tvt3_v2/public/templates/PHU_LUC_CHUYEN_CHU_THE_BEN_B.docx
+++ b/tvt3_v2/public/templates/PHU_LUC_CHUYEN_CHU_THE_BEN_B.docx
@@ -269,7 +269,7 @@
         <w:rPr>
           <w:sz w:val="26"/>
         </w:rPr>
-        <w:t xml:space="preserve">  </w:t>
+        <w:t xml:space="preserve"> </w:t>
       </w:r>
       <w:r>
         <w:rPr>
@@ -312,7 +312,7 @@
         <w:rPr>
           <w:sz w:val="26"/>
         </w:rPr>
-        <w:t xml:space="preserve">  </w:t>
+        <w:t xml:space="preserve"> </w:t>
       </w:r>
       <w:r>
         <w:rPr>
@@ -367,7 +367,7 @@
           <w:sz w:val="26"/>
           <w:szCs w:val="26"/>
         </w:rPr>
-        <w:t xml:space="preserve">  </w:t>
+        <w:t xml:space="preserve"> </w:t>
       </w:r>
       <w:r>
         <w:rPr>
@@ -543,7 +543,7 @@
           <w:sz w:val="26"/>
           <w:szCs w:val="26"/>
         </w:rPr>
-        <w:t xml:space="preserve">   </w:t>
+        <w:t xml:space="preserve"> </w:t>
       </w:r>
       <w:r>
         <w:rPr>
@@ -1064,7 +1064,7 @@
         <w:rPr>
           <w:sz w:val="26"/>
         </w:rPr>
-        <w:t>Hai bên thống nhất ký phụ lục kèm theo hợp đồng số {{ CONTRACT_NO }}  ký ngày {{ CONTRACT_DATE }} với những nội dung sau:</w:t>
+        <w:t>Hai bên thống nhất ký phụ lục kèm theo hợp đồng số {{ CONTRACT_NO }} ký ngày {{ CONTRACT_DATE }} với những nội dung sau:</w:t>
       </w:r>
     </w:p>
     <w:p>
@@ -1100,7 +1100,7 @@
           <w:szCs w:val="26"/>
           <w:lang w:val="da-DK"/>
         </w:rPr>
-        <w:t>:  Thay đổi chủ thể thực hiện hợp đồng</w:t>
+        <w:t>: Thay đổi chủ thể thực hiện hợp đồng</w:t>
       </w:r>
     </w:p>
     <w:p>
@@ -1638,7 +1638,7 @@
         <w:ind w:left="1440" w:hanging="360"/>
       </w:pPr>
       <w:rPr>
-        <w:rFonts w:ascii="Courier New" w:hAnsi="Courier New" w:cs="Courier New" w:hint="default"/>
+        <w:rFonts w:hint="default" w:ascii="Courier New" w:hAnsi="Courier New" w:cs="Courier New"/>
       </w:rPr>
     </w:lvl>
     <w:lvl w:ilvl="2" w:tplc="04090005" w:tentative="1">
@@ -1650,7 +1650,7 @@
         <w:ind w:left="2160" w:hanging="360"/>
       </w:pPr>
       <w:rPr>
-        <w:rFonts w:ascii="Wingdings" w:hAnsi="Wingdings" w:hint="default"/>
+        <w:rFonts w:hint="default" w:ascii="Wingdings" w:hAnsi="Wingdings"/>
       </w:rPr>
     </w:lvl>
     <w:lvl w:ilvl="3" w:tplc="04090001" w:tentative="1">
@@ -1662,7 +1662,7 @@
         <w:ind w:left="2880" w:hanging="360"/>
       </w:pPr>
       <w:rPr>
-        <w:rFonts w:ascii="Symbol" w:hAnsi="Symbol" w:hint="default"/>
+        <w:rFonts w:hint="default" w:ascii="Symbol" w:hAnsi="Symbol"/>
       </w:rPr>
     </w:lvl>
     <w:lvl w:ilvl="4" w:tplc="04090003" w:tentative="1">
@@ -1674,7 +1674,7 @@
         <w:ind w:left="3600" w:hanging="360"/>
       </w:pPr>
       <w:rPr>
-        <w:rFonts w:ascii="Courier New" w:hAnsi="Courier New" w:cs="Courier New" w:hint="default"/>
+        <w:rFonts w:hint="default" w:ascii="Courier New" w:hAnsi="Courier New" w:cs="Courier New"/>
       </w:rPr>
     </w:lvl>
     <w:lvl w:ilvl="5" w:tplc="04090005" w:tentative="1">
@@ -1686,7 +1686,7 @@
         <w:ind w:left="4320" w:hanging="360"/>
       </w:pPr>
       <w:rPr>
-        <w:rFonts w:ascii="Wingdings" w:hAnsi="Wingdings" w:hint="default"/>
+        <w:rFonts w:hint="default" w:ascii="Wingdings" w:hAnsi="Wingdings"/>
       </w:rPr>
     </w:lvl>
     <w:lvl w:ilvl="6" w:tplc="04090001" w:tentative="1">
@@ -1698,7 +1698,7 @@
         <w:ind w:left="5040" w:hanging="360"/>
       </w:pPr>
       <w:rPr>
-        <w:rFonts w:ascii="Symbol" w:hAnsi="Symbol" w:hint="default"/>
+        <w:rFonts w:hint="default" w:ascii="Symbol" w:hAnsi="Symbol"/>
       </w:rPr>
     </w:lvl>
     <w:lvl w:ilvl="7" w:tplc="04090003" w:tentative="1">
@@ -1710,7 +1710,7 @@
         <w:ind w:left="5760" w:hanging="360"/>
       </w:pPr>
       <w:rPr>
-        <w:rFonts w:ascii="Courier New" w:hAnsi="Courier New" w:cs="Courier New" w:hint="default"/>
+        <w:rFonts w:hint="default" w:ascii="Courier New" w:hAnsi="Courier New" w:cs="Courier New"/>
       </w:rPr>
     </w:lvl>
     <w:lvl w:ilvl="8" w:tplc="04090005" w:tentative="1">
@@ -1722,7 +1722,7 @@
         <w:ind w:left="6480" w:hanging="360"/>
       </w:pPr>
       <w:rPr>
-        <w:rFonts w:ascii="Wingdings" w:hAnsi="Wingdings" w:hint="default"/>
+        <w:rFonts w:hint="default" w:ascii="Wingdings" w:hAnsi="Wingdings"/>
       </w:rPr>
     </w:lvl>
   </w:abstractNum>
@@ -1747,7 +1747,7 @@
         <w:ind w:left="1440" w:hanging="360"/>
       </w:pPr>
       <w:rPr>
-        <w:rFonts w:ascii="Courier New" w:hAnsi="Courier New" w:cs="Courier New" w:hint="default"/>
+        <w:rFonts w:hint="default" w:ascii="Courier New" w:hAnsi="Courier New" w:cs="Courier New"/>
       </w:rPr>
     </w:lvl>
     <w:lvl w:ilvl="2" w:tplc="04090005" w:tentative="1">
@@ -1759,7 +1759,7 @@
         <w:ind w:left="2160" w:hanging="360"/>
       </w:pPr>
       <w:rPr>
-        <w:rFonts w:ascii="Wingdings" w:hAnsi="Wingdings" w:hint="default"/>
+        <w:rFonts w:hint="default" w:ascii="Wingdings" w:hAnsi="Wingdings"/>
       </w:rPr>
     </w:lvl>
     <w:lvl w:ilvl="3" w:tplc="04090001" w:tentative="1">
@@ -1771,7 +1771,7 @@
         <w:ind w:left="2880" w:hanging="360"/>
       </w:pPr>
       <w:rPr>
-        <w:rFonts w:ascii="Symbol" w:hAnsi="Symbol" w:hint="default"/>
+        <w:rFonts w:hint="default" w:ascii="Symbol" w:hAnsi="Symbol"/>
       </w:rPr>
     </w:lvl>
     <w:lvl w:ilvl="4" w:tplc="04090003" w:tentative="1">
@@ -1783,7 +1783,7 @@
         <w:ind w:left="3600" w:hanging="360"/>
       </w:pPr>
       <w:rPr>
-        <w:rFonts w:ascii="Courier New" w:hAnsi="Courier New" w:cs="Courier New" w:hint="default"/>
+        <w:rFonts w:hint="default" w:ascii="Courier New" w:hAnsi="Courier New" w:cs="Courier New"/>
       </w:rPr>
     </w:lvl>
     <w:lvl w:ilvl="5" w:tplc="04090005" w:tentative="1">
@@ -1795,7 +1795,7 @@
         <w:ind w:left="4320" w:hanging="360"/>
       </w:pPr>
       <w:rPr>
-        <w:rFonts w:ascii="Wingdings" w:hAnsi="Wingdings" w:hint="default"/>
+        <w:rFonts w:hint="default" w:ascii="Wingdings" w:hAnsi="Wingdings"/>
       </w:rPr>
     </w:lvl>
     <w:lvl w:ilvl="6" w:tplc="04090001" w:tentative="1">
@@ -1807,7 +1807,7 @@
         <w:ind w:left="5040" w:hanging="360"/>
       </w:pPr>
       <w:rPr>
-        <w:rFonts w:ascii="Symbol" w:hAnsi="Symbol" w:hint="default"/>
+        <w:rFonts w:hint="default" w:ascii="Symbol" w:hAnsi="Symbol"/>
       </w:rPr>
     </w:lvl>
     <w:lvl w:ilvl="7" w:tplc="04090003" w:tentative="1">
@@ -1819,7 +1819,7 @@
         <w:ind w:left="5760" w:hanging="360"/>
       </w:pPr>
       <w:rPr>
-        <w:rFonts w:ascii="Courier New" w:hAnsi="Courier New" w:cs="Courier New" w:hint="default"/>
+        <w:rFonts w:hint="default" w:ascii="Courier New" w:hAnsi="Courier New" w:cs="Courier New"/>
       </w:rPr>
     </w:lvl>
     <w:lvl w:ilvl="8" w:tplc="04090005" w:tentative="1">
@@ -1831,7 +1831,7 @@
         <w:ind w:left="6480" w:hanging="360"/>
       </w:pPr>
       <w:rPr>
-        <w:rFonts w:ascii="Wingdings" w:hAnsi="Wingdings" w:hint="default"/>
+        <w:rFonts w:hint="default" w:ascii="Wingdings" w:hAnsi="Wingdings"/>
       </w:rPr>
     </w:lvl>
   </w:abstractNum>
@@ -1848,7 +1848,7 @@
         <w:ind w:left="720" w:hanging="360"/>
       </w:pPr>
       <w:rPr>
-        <w:rFonts w:ascii="Symbol" w:hAnsi="Symbol" w:hint="default"/>
+        <w:rFonts w:hint="default" w:ascii="Symbol" w:hAnsi="Symbol"/>
       </w:rPr>
     </w:lvl>
     <w:lvl w:ilvl="1" w:tplc="04090003" w:tentative="1">
@@ -1860,7 +1860,7 @@
         <w:ind w:left="1440" w:hanging="360"/>
       </w:pPr>
       <w:rPr>
-        <w:rFonts w:ascii="Courier New" w:hAnsi="Courier New" w:cs="Courier New" w:hint="default"/>
+        <w:rFonts w:hint="default" w:ascii="Courier New" w:hAnsi="Courier New" w:cs="Courier New"/>
       </w:rPr>
     </w:lvl>
     <w:lvl w:ilvl="2" w:tplc="04090005" w:tentative="1">
@@ -1872,7 +1872,7 @@
         <w:ind w:left="2160" w:hanging="360"/>
       </w:pPr>
       <w:rPr>
-        <w:rFonts w:ascii="Wingdings" w:hAnsi="Wingdings" w:hint="default"/>
+        <w:rFonts w:hint="default" w:ascii="Wingdings" w:hAnsi="Wingdings"/>
       </w:rPr>
     </w:lvl>
     <w:lvl w:ilvl="3" w:tplc="04090001" w:tentative="1">
@@ -1884,7 +1884,7 @@
         <w:ind w:left="2880" w:hanging="360"/>
       </w:pPr>
       <w:rPr>
-        <w:rFonts w:ascii="Symbol" w:hAnsi="Symbol" w:hint="default"/>
+        <w:rFonts w:hint="default" w:ascii="Symbol" w:hAnsi="Symbol"/>
       </w:rPr>
     </w:lvl>
     <w:lvl w:ilvl="4" w:tplc="04090003" w:tentative="1">
@@ -1896,7 +1896,7 @@
         <w:ind w:left="3600" w:hanging="360"/>
       </w:pPr>
       <w:rPr>
-        <w:rFonts w:ascii="Courier New" w:hAnsi="Courier New" w:cs="Courier New" w:hint="default"/>
+        <w:rFonts w:hint="default" w:ascii="Courier New" w:hAnsi="Courier New" w:cs="Courier New"/>
       </w:rPr>
     </w:lvl>
     <w:lvl w:ilvl="5" w:tplc="04090005" w:tentative="1">
@@ -1908,7 +1908,7 @@
         <w:ind w:left="4320" w:hanging="360"/>
       </w:pPr>
       <w:rPr>
-        <w:rFonts w:ascii="Wingdings" w:hAnsi="Wingdings" w:hint="default"/>
+        <w:rFonts w:hint="default" w:ascii="Wingdings" w:hAnsi="Wingdings"/>
       </w:rPr>
     </w:lvl>
     <w:lvl w:ilvl="6" w:tplc="04090001" w:tentative="1">
@@ -1920,7 +1920,7 @@
         <w:ind w:left="5040" w:hanging="360"/>
       </w:pPr>
       <w:rPr>
-        <w:rFonts w:ascii="Symbol" w:hAnsi="Symbol" w:hint="default"/>
+        <w:rFonts w:hint="default" w:ascii="Symbol" w:hAnsi="Symbol"/>
       </w:rPr>
     </w:lvl>
     <w:lvl w:ilvl="7" w:tplc="04090003" w:tentative="1">
@@ -1932,7 +1932,7 @@
         <w:ind w:left="5760" w:hanging="360"/>
       </w:pPr>
       <w:rPr>
-        <w:rFonts w:ascii="Courier New" w:hAnsi="Courier New" w:cs="Courier New" w:hint="default"/>
+        <w:rFonts w:hint="default" w:ascii="Courier New" w:hAnsi="Courier New" w:cs="Courier New"/>
       </w:rPr>
     </w:lvl>
     <w:lvl w:ilvl="8" w:tplc="04090005" w:tentative="1">
@@ -1944,7 +1944,7 @@
         <w:ind w:left="6480" w:hanging="360"/>
       </w:pPr>
       <w:rPr>
-        <w:rFonts w:ascii="Wingdings" w:hAnsi="Wingdings" w:hint="default"/>
+        <w:rFonts w:hint="default" w:ascii="Wingdings" w:hAnsi="Wingdings"/>
       </w:rPr>
     </w:lvl>
   </w:abstractNum>
@@ -1961,7 +1961,7 @@
         <w:ind w:left="720" w:hanging="360"/>
       </w:pPr>
       <w:rPr>
-        <w:rFonts w:ascii="Times New Roman" w:eastAsia="Times New Roman" w:hAnsi="Times New Roman" w:cs="Times New Roman" w:hint="default"/>
+        <w:rFonts w:hint="default" w:ascii="Times New Roman" w:hAnsi="Times New Roman" w:eastAsia="Times New Roman" w:cs="Times New Roman"/>
       </w:rPr>
     </w:lvl>
     <w:lvl w:ilvl="1" w:tplc="04090003" w:tentative="1">
@@ -1973,7 +1973,7 @@
         <w:ind w:left="1440" w:hanging="360"/>
       </w:pPr>
       <w:rPr>
-        <w:rFonts w:ascii="Courier New" w:hAnsi="Courier New" w:cs="Courier New" w:hint="default"/>
+        <w:rFonts w:hint="default" w:ascii="Courier New" w:hAnsi="Courier New" w:cs="Courier New"/>
       </w:rPr>
     </w:lvl>
     <w:lvl w:ilvl="2" w:tplc="04090005" w:tentative="1">
@@ -1985,7 +1985,7 @@
         <w:ind w:left="2160" w:hanging="360"/>
       </w:pPr>
       <w:rPr>
-        <w:rFonts w:ascii="Wingdings" w:hAnsi="Wingdings" w:hint="default"/>
+        <w:rFonts w:hint="default" w:ascii="Wingdings" w:hAnsi="Wingdings"/>
       </w:rPr>
     </w:lvl>
     <w:lvl w:ilvl="3" w:tplc="04090001" w:tentative="1">
@@ -1997,7 +1997,7 @@
         <w:ind w:left="2880" w:hanging="360"/>
       </w:pPr>
       <w:rPr>
-        <w:rFonts w:ascii="Symbol" w:hAnsi="Symbol" w:hint="default"/>
+        <w:rFonts w:hint="default" w:ascii="Symbol" w:hAnsi="Symbol"/>
       </w:rPr>
     </w:lvl>
     <w:lvl w:ilvl="4" w:tplc="04090003" w:tentative="1">
@@ -2009,7 +2009,7 @@
         <w:ind w:left="3600" w:hanging="360"/>
       </w:pPr>
       <w:rPr>
-        <w:rFonts w:ascii="Courier New" w:hAnsi="Courier New" w:cs="Courier New" w:hint="default"/>
+        <w:rFonts w:hint="default" w:ascii="Courier New" w:hAnsi="Courier New" w:cs="Courier New"/>
       </w:rPr>
     </w:lvl>
     <w:lvl w:ilvl="5" w:tplc="04090005" w:tentative="1">
@@ -2021,7 +2021,7 @@
         <w:ind w:left="4320" w:hanging="360"/>
       </w:pPr>
       <w:rPr>
-        <w:rFonts w:ascii="Wingdings" w:hAnsi="Wingdings" w:hint="default"/>
+        <w:rFonts w:hint="default" w:ascii="Wingdings" w:hAnsi="Wingdings"/>
       </w:rPr>
     </w:lvl>
     <w:lvl w:ilvl="6" w:tplc="04090001" w:tentative="1">
@@ -2033,7 +2033,7 @@
         <w:ind w:left="5040" w:hanging="360"/>
       </w:pPr>
       <w:rPr>
-        <w:rFonts w:ascii="Symbol" w:hAnsi="Symbol" w:hint="default"/>
+        <w:rFonts w:hint="default" w:ascii="Symbol" w:hAnsi="Symbol"/>
       </w:rPr>
     </w:lvl>
     <w:lvl w:ilvl="7" w:tplc="04090003" w:tentative="1">
@@ -2045,7 +2045,7 @@
         <w:ind w:left="5760" w:hanging="360"/>
       </w:pPr>
       <w:rPr>
-        <w:rFonts w:ascii="Courier New" w:hAnsi="Courier New" w:cs="Courier New" w:hint="default"/>
+        <w:rFonts w:hint="default" w:ascii="Courier New" w:hAnsi="Courier New" w:cs="Courier New"/>
       </w:rPr>
     </w:lvl>
     <w:lvl w:ilvl="8" w:tplc="04090005" w:tentative="1">
@@ -2057,7 +2057,7 @@
         <w:ind w:left="6480" w:hanging="360"/>
       </w:pPr>
       <w:rPr>
-        <w:rFonts w:ascii="Wingdings" w:hAnsi="Wingdings" w:hint="default"/>
+        <w:rFonts w:hint="default" w:ascii="Wingdings" w:hAnsi="Wingdings"/>
       </w:rPr>
     </w:lvl>
   </w:abstractNum>
@@ -2082,7 +2082,7 @@
         <w:ind w:left="1440" w:hanging="360"/>
       </w:pPr>
       <w:rPr>
-        <w:rFonts w:ascii="Courier New" w:hAnsi="Courier New" w:cs="Courier New" w:hint="default"/>
+        <w:rFonts w:hint="default" w:ascii="Courier New" w:hAnsi="Courier New" w:cs="Courier New"/>
       </w:rPr>
     </w:lvl>
     <w:lvl w:ilvl="2" w:tplc="04090005" w:tentative="1">
@@ -2094,7 +2094,7 @@
         <w:ind w:left="2160" w:hanging="360"/>
       </w:pPr>
       <w:rPr>
-        <w:rFonts w:ascii="Wingdings" w:hAnsi="Wingdings" w:hint="default"/>
+        <w:rFonts w:hint="default" w:ascii="Wingdings" w:hAnsi="Wingdings"/>
       </w:rPr>
     </w:lvl>
     <w:lvl w:ilvl="3" w:tplc="04090001" w:tentative="1">
@@ -2106,7 +2106,7 @@
         <w:ind w:left="2880" w:hanging="360"/>
       </w:pPr>
       <w:rPr>
-        <w:rFonts w:ascii="Symbol" w:hAnsi="Symbol" w:hint="default"/>
+        <w:rFonts w:hint="default" w:ascii="Symbol" w:hAnsi="Symbol"/>
       </w:rPr>
     </w:lvl>
     <w:lvl w:ilvl="4" w:tplc="04090003" w:tentative="1">
@@ -2118,7 +2118,7 @@
         <w:ind w:left="3600" w:hanging="360"/>
       </w:pPr>
       <w:rPr>
-        <w:rFonts w:ascii="Courier New" w:hAnsi="Courier New" w:cs="Courier New" w:hint="default"/>
+        <w:rFonts w:hint="default" w:ascii="Courier New" w:hAnsi="Courier New" w:cs="Courier New"/>
       </w:rPr>
     </w:lvl>
     <w:lvl w:ilvl="5" w:tplc="04090005" w:tentative="1">
@@ -2130,7 +2130,7 @@
         <w:ind w:left="4320" w:hanging="360"/>
       </w:pPr>
       <w:rPr>
-        <w:rFonts w:ascii="Wingdings" w:hAnsi="Wingdings" w:hint="default"/>
+        <w:rFonts w:hint="default" w:ascii="Wingdings" w:hAnsi="Wingdings"/>
       </w:rPr>
     </w:lvl>
     <w:lvl w:ilvl="6" w:tplc="04090001" w:tentative="1">
@@ -2142,7 +2142,7 @@
         <w:ind w:left="5040" w:hanging="360"/>
       </w:pPr>
       <w:rPr>
-        <w:rFonts w:ascii="Symbol" w:hAnsi="Symbol" w:hint="default"/>
+        <w:rFonts w:hint="default" w:ascii="Symbol" w:hAnsi="Symbol"/>
       </w:rPr>
     </w:lvl>
     <w:lvl w:ilvl="7" w:tplc="04090003" w:tentative="1">
@@ -2154,7 +2154,7 @@
         <w:ind w:left="5760" w:hanging="360"/>
       </w:pPr>
       <w:rPr>
-        <w:rFonts w:ascii="Courier New" w:hAnsi="Courier New" w:cs="Courier New" w:hint="default"/>
+        <w:rFonts w:hint="default" w:ascii="Courier New" w:hAnsi="Courier New" w:cs="Courier New"/>
       </w:rPr>
     </w:lvl>
     <w:lvl w:ilvl="8" w:tplc="04090005" w:tentative="1">
@@ -2166,7 +2166,7 @@
         <w:ind w:left="6480" w:hanging="360"/>
       </w:pPr>
       <w:rPr>
-        <w:rFonts w:ascii="Wingdings" w:hAnsi="Wingdings" w:hint="default"/>
+        <w:rFonts w:hint="default" w:ascii="Wingdings" w:hAnsi="Wingdings"/>
       </w:rPr>
     </w:lvl>
   </w:abstractNum>
@@ -2182,7 +2182,7 @@
         <w:ind w:left="720" w:hanging="360"/>
       </w:pPr>
       <w:rPr>
-        <w:rFonts w:ascii="Times New Roman" w:eastAsia="Times New Roman" w:hAnsi="Times New Roman" w:cs="Times New Roman" w:hint="default"/>
+        <w:rFonts w:hint="default" w:ascii="Times New Roman" w:hAnsi="Times New Roman" w:eastAsia="Times New Roman" w:cs="Times New Roman"/>
       </w:rPr>
     </w:lvl>
     <w:lvl w:ilvl="1" w:tplc="042A0003" w:tentative="1">
@@ -2194,7 +2194,7 @@
         <w:ind w:left="1440" w:hanging="360"/>
       </w:pPr>
       <w:rPr>
-        <w:rFonts w:ascii="Courier New" w:hAnsi="Courier New" w:cs="Courier New" w:hint="default"/>
+        <w:rFonts w:hint="default" w:ascii="Courier New" w:hAnsi="Courier New" w:cs="Courier New"/>
       </w:rPr>
     </w:lvl>
     <w:lvl w:ilvl="2" w:tplc="042A0005" w:tentative="1">
@@ -2206,7 +2206,7 @@
         <w:ind w:left="2160" w:hanging="360"/>
       </w:pPr>
       <w:rPr>
-        <w:rFonts w:ascii="Wingdings" w:hAnsi="Wingdings" w:hint="default"/>
+        <w:rFonts w:hint="default" w:ascii="Wingdings" w:hAnsi="Wingdings"/>
       </w:rPr>
     </w:lvl>
     <w:lvl w:ilvl="3" w:tplc="042A0001" w:tentative="1">
@@ -2218,7 +2218,7 @@
         <w:ind w:left="2880" w:hanging="360"/>
       </w:pPr>
       <w:rPr>
-        <w:rFonts w:ascii="Symbol" w:hAnsi="Symbol" w:hint="default"/>
+        <w:rFonts w:hint="default" w:ascii="Symbol" w:hAnsi="Symbol"/>
       </w:rPr>
     </w:lvl>
     <w:lvl w:ilvl="4" w:tplc="042A0003">
@@ -2230,7 +2230,7 @@
         <w:ind w:left="3600" w:hanging="360"/>
       </w:pPr>
       <w:rPr>
-        <w:rFonts w:ascii="Courier New" w:hAnsi="Courier New" w:cs="Courier New" w:hint="default"/>
+        <w:rFonts w:hint="default" w:ascii="Courier New" w:hAnsi="Courier New" w:cs="Courier New"/>
       </w:rPr>
     </w:lvl>
     <w:lvl w:ilvl="5" w:tplc="042A0005" w:tentative="1">
@@ -2242,7 +2242,7 @@
         <w:ind w:left="4320" w:hanging="360"/>
       </w:pPr>
       <w:rPr>
-        <w:rFonts w:ascii="Wingdings" w:hAnsi="Wingdings" w:hint="default"/>
+        <w:rFonts w:hint="default" w:ascii="Wingdings" w:hAnsi="Wingdings"/>
       </w:rPr>
     </w:lvl>
     <w:lvl w:ilvl="6" w:tplc="042A0001" w:tentative="1">
@@ -2254,7 +2254,7 @@
         <w:ind w:left="5040" w:hanging="360"/>
       </w:pPr>
       <w:rPr>
-        <w:rFonts w:ascii="Symbol" w:hAnsi="Symbol" w:hint="default"/>
+        <w:rFonts w:hint="default" w:ascii="Symbol" w:hAnsi="Symbol"/>
       </w:rPr>
     </w:lvl>
     <w:lvl w:ilvl="7" w:tplc="042A0003" w:tentative="1">
@@ -2266,7 +2266,7 @@
         <w:ind w:left="5760" w:hanging="360"/>
       </w:pPr>
       <w:rPr>
-        <w:rFonts w:ascii="Courier New" w:hAnsi="Courier New" w:cs="Courier New" w:hint="default"/>
+        <w:rFonts w:hint="default" w:ascii="Courier New" w:hAnsi="Courier New" w:cs="Courier New"/>
       </w:rPr>
     </w:lvl>
     <w:lvl w:ilvl="8" w:tplc="042A0005" w:tentative="1">
@@ -2278,7 +2278,7 @@
         <w:ind w:left="6480" w:hanging="360"/>
       </w:pPr>
       <w:rPr>
-        <w:rFonts w:ascii="Wingdings" w:hAnsi="Wingdings" w:hint="default"/>
+        <w:rFonts w:hint="default" w:ascii="Wingdings" w:hAnsi="Wingdings"/>
       </w:rPr>
     </w:lvl>
   </w:abstractNum>
@@ -2381,7 +2381,7 @@
         <w:ind w:left="720" w:hanging="360"/>
       </w:pPr>
       <w:rPr>
-        <w:rFonts w:ascii="Times New Roman" w:eastAsia="Times New Roman" w:hAnsi="Times New Roman" w:cs="Times New Roman" w:hint="default"/>
+        <w:rFonts w:hint="default" w:ascii="Times New Roman" w:hAnsi="Times New Roman" w:eastAsia="Times New Roman" w:cs="Times New Roman"/>
       </w:rPr>
     </w:lvl>
     <w:lvl w:ilvl="1" w:tplc="04090003">
@@ -2393,7 +2393,7 @@
         <w:ind w:left="1440" w:hanging="360"/>
       </w:pPr>
       <w:rPr>
-        <w:rFonts w:ascii="Courier New" w:hAnsi="Courier New" w:cs="Courier New" w:hint="default"/>
+        <w:rFonts w:hint="default" w:ascii="Courier New" w:hAnsi="Courier New" w:cs="Courier New"/>
       </w:rPr>
     </w:lvl>
     <w:lvl w:ilvl="2" w:tplc="04090005" w:tentative="1">
@@ -2405,7 +2405,7 @@
         <w:ind w:left="2160" w:hanging="360"/>
       </w:pPr>
       <w:rPr>
-        <w:rFonts w:ascii="Wingdings" w:hAnsi="Wingdings" w:hint="default"/>
+        <w:rFonts w:hint="default" w:ascii="Wingdings" w:hAnsi="Wingdings"/>
       </w:rPr>
     </w:lvl>
     <w:lvl w:ilvl="3" w:tplc="04090001" w:tentative="1">
@@ -2417,7 +2417,7 @@
         <w:ind w:left="2880" w:hanging="360"/>
       </w:pPr>
       <w:rPr>
-        <w:rFonts w:ascii="Symbol" w:hAnsi="Symbol" w:hint="default"/>
+        <w:rFonts w:hint="default" w:ascii="Symbol" w:hAnsi="Symbol"/>
       </w:rPr>
     </w:lvl>
     <w:lvl w:ilvl="4" w:tplc="04090003" w:tentative="1">
@@ -2429,7 +2429,7 @@
         <w:ind w:left="3600" w:hanging="360"/>
       </w:pPr>
       <w:rPr>
-        <w:rFonts w:ascii="Courier New" w:hAnsi="Courier New" w:cs="Courier New" w:hint="default"/>
+        <w:rFonts w:hint="default" w:ascii="Courier New" w:hAnsi="Courier New" w:cs="Courier New"/>
       </w:rPr>
     </w:lvl>
     <w:lvl w:ilvl="5" w:tplc="04090005" w:tentative="1">
@@ -2441,7 +2441,7 @@
         <w:ind w:left="4320" w:hanging="360"/>
       </w:pPr>
       <w:rPr>
-        <w:rFonts w:ascii="Wingdings" w:hAnsi="Wingdings" w:hint="default"/>
+        <w:rFonts w:hint="default" w:ascii="Wingdings" w:hAnsi="Wingdings"/>
       </w:rPr>
     </w:lvl>
     <w:lvl w:ilvl="6" w:tplc="04090001" w:tentative="1">
@@ -2453,7 +2453,7 @@
         <w:ind w:left="5040" w:hanging="360"/>
       </w:pPr>
       <w:rPr>
-        <w:rFonts w:ascii="Symbol" w:hAnsi="Symbol" w:hint="default"/>
+        <w:rFonts w:hint="default" w:ascii="Symbol" w:hAnsi="Symbol"/>
       </w:rPr>
     </w:lvl>
     <w:lvl w:ilvl="7" w:tplc="04090003" w:tentative="1">
@@ -2465,7 +2465,7 @@
         <w:ind w:left="5760" w:hanging="360"/>
       </w:pPr>
       <w:rPr>
-        <w:rFonts w:ascii="Courier New" w:hAnsi="Courier New" w:cs="Courier New" w:hint="default"/>
+        <w:rFonts w:hint="default" w:ascii="Courier New" w:hAnsi="Courier New" w:cs="Courier New"/>
       </w:rPr>
     </w:lvl>
     <w:lvl w:ilvl="8" w:tplc="04090005" w:tentative="1">
@@ -2477,7 +2477,7 @@
         <w:ind w:left="6480" w:hanging="360"/>
       </w:pPr>
       <w:rPr>
-        <w:rFonts w:ascii="Wingdings" w:hAnsi="Wingdings" w:hint="default"/>
+        <w:rFonts w:hint="default" w:ascii="Wingdings" w:hAnsi="Wingdings"/>
       </w:rPr>
     </w:lvl>
   </w:abstractNum>
@@ -2516,7 +2516,7 @@
   <w:docDefaults>
     <w:rPrDefault>
       <w:rPr>
-        <w:rFonts w:asciiTheme="minorHAnsi" w:eastAsiaTheme="minorHAnsi" w:hAnsiTheme="minorHAnsi" w:cstheme="minorBidi"/>
+        <w:rFonts w:asciiTheme="minorHAnsi" w:hAnsiTheme="minorHAnsi" w:eastAsiaTheme="minorHAnsi" w:cstheme="minorBidi"/>
         <w:kern w:val="2"/>
         <w:sz w:val="22"/>
         <w:szCs w:val="22"/>
@@ -2533,14 +2533,14 @@
   <w:latentStyles w:defLockedState="0" w:defUIPriority="99" w:defSemiHidden="0" w:defUnhideWhenUsed="0" w:defQFormat="0" w:count="376">
     <w:lsdException w:name="Normal" w:uiPriority="0" w:qFormat="1"/>
     <w:lsdException w:name="heading 1" w:uiPriority="9" w:qFormat="1"/>
-    <w:lsdException w:name="heading 2" w:semiHidden="1" w:uiPriority="9" w:unhideWhenUsed="1" w:qFormat="1"/>
-    <w:lsdException w:name="heading 3" w:semiHidden="1" w:uiPriority="9" w:unhideWhenUsed="1" w:qFormat="1"/>
-    <w:lsdException w:name="heading 4" w:semiHidden="1" w:uiPriority="9" w:unhideWhenUsed="1" w:qFormat="1"/>
-    <w:lsdException w:name="heading 5" w:semiHidden="1" w:uiPriority="9" w:unhideWhenUsed="1" w:qFormat="1"/>
-    <w:lsdException w:name="heading 6" w:semiHidden="1" w:uiPriority="9" w:unhideWhenUsed="1" w:qFormat="1"/>
-    <w:lsdException w:name="heading 7" w:semiHidden="1" w:uiPriority="9" w:unhideWhenUsed="1" w:qFormat="1"/>
-    <w:lsdException w:name="heading 8" w:semiHidden="1" w:uiPriority="9" w:unhideWhenUsed="1" w:qFormat="1"/>
-    <w:lsdException w:name="heading 9" w:semiHidden="1" w:uiPriority="9" w:unhideWhenUsed="1" w:qFormat="1"/>
+    <w:lsdException w:name="heading 2" w:uiPriority="9" w:semiHidden="1" w:unhideWhenUsed="1" w:qFormat="1"/>
+    <w:lsdException w:name="heading 3" w:uiPriority="9" w:semiHidden="1" w:unhideWhenUsed="1" w:qFormat="1"/>
+    <w:lsdException w:name="heading 4" w:uiPriority="9" w:semiHidden="1" w:unhideWhenUsed="1" w:qFormat="1"/>
+    <w:lsdException w:name="heading 5" w:uiPriority="9" w:semiHidden="1" w:unhideWhenUsed="1" w:qFormat="1"/>
+    <w:lsdException w:name="heading 6" w:uiPriority="9" w:semiHidden="1" w:unhideWhenUsed="1" w:qFormat="1"/>
+    <w:lsdException w:name="heading 7" w:uiPriority="9" w:semiHidden="1" w:unhideWhenUsed="1" w:qFormat="1"/>
+    <w:lsdException w:name="heading 8" w:uiPriority="9" w:semiHidden="1" w:unhideWhenUsed="1" w:qFormat="1"/>
+    <w:lsdException w:name="heading 9" w:uiPriority="9" w:semiHidden="1" w:unhideWhenUsed="1" w:qFormat="1"/>
     <w:lsdException w:name="index 1" w:semiHidden="1" w:unhideWhenUsed="1"/>
     <w:lsdException w:name="index 2" w:semiHidden="1" w:unhideWhenUsed="1"/>
     <w:lsdException w:name="index 3" w:semiHidden="1" w:unhideWhenUsed="1"/>
@@ -2550,22 +2550,22 @@
     <w:lsdException w:name="index 7" w:semiHidden="1" w:unhideWhenUsed="1"/>
     <w:lsdException w:name="index 8" w:semiHidden="1" w:unhideWhenUsed="1"/>
     <w:lsdException w:name="index 9" w:semiHidden="1" w:unhideWhenUsed="1"/>
-    <w:lsdException w:name="toc 1" w:semiHidden="1" w:uiPriority="39" w:unhideWhenUsed="1"/>
-    <w:lsdException w:name="toc 2" w:semiHidden="1" w:uiPriority="39" w:unhideWhenUsed="1"/>
-    <w:lsdException w:name="toc 3" w:semiHidden="1" w:uiPriority="39" w:unhideWhenUsed="1"/>
-    <w:lsdException w:name="toc 4" w:semiHidden="1" w:uiPriority="39" w:unhideWhenUsed="1"/>
-    <w:lsdException w:name="toc 5" w:semiHidden="1" w:uiPriority="39" w:unhideWhenUsed="1"/>
-    <w:lsdException w:name="toc 6" w:semiHidden="1" w:uiPriority="39" w:unhideWhenUsed="1"/>
-    <w:lsdException w:name="toc 7" w:semiHidden="1" w:uiPriority="39" w:unhideWhenUsed="1"/>
-    <w:lsdException w:name="toc 8" w:semiHidden="1" w:uiPriority="39" w:unhideWhenUsed="1"/>
-    <w:lsdException w:name="toc 9" w:semiHidden="1" w:uiPriority="39" w:unhideWhenUsed="1"/>
+    <w:lsdException w:name="toc 1" w:uiPriority="39" w:semiHidden="1" w:unhideWhenUsed="1"/>
+    <w:lsdException w:name="toc 2" w:uiPriority="39" w:semiHidden="1" w:unhideWhenUsed="1"/>
+    <w:lsdException w:name="toc 3" w:uiPriority="39" w:semiHidden="1" w:unhideWhenUsed="1"/>
+    <w:lsdException w:name="toc 4" w:uiPriority="39" w:semiHidden="1" w:unhideWhenUsed="1"/>
+    <w:lsdException w:name="toc 5" w:uiPriority="39" w:semiHidden="1" w:unhideWhenUsed="1"/>
+    <w:lsdException w:name="toc 6" w:uiPriority="39" w:semiHidden="1" w:unhideWhenUsed="1"/>
+    <w:lsdException w:name="toc 7" w:uiPriority="39" w:semiHidden="1" w:unhideWhenUsed="1"/>
+    <w:lsdException w:name="toc 8" w:uiPriority="39" w:semiHidden="1" w:unhideWhenUsed="1"/>
+    <w:lsdException w:name="toc 9" w:uiPriority="39" w:semiHidden="1" w:unhideWhenUsed="1"/>
     <w:lsdException w:name="Normal Indent" w:semiHidden="1" w:unhideWhenUsed="1"/>
     <w:lsdException w:name="footnote text" w:semiHidden="1" w:unhideWhenUsed="1"/>
     <w:lsdException w:name="annotation text" w:semiHidden="1" w:unhideWhenUsed="1"/>
     <w:lsdException w:name="header" w:semiHidden="1" w:unhideWhenUsed="1"/>
-    <w:lsdException w:name="footer" w:semiHidden="1" w:uiPriority="0" w:unhideWhenUsed="1"/>
+    <w:lsdException w:name="footer" w:uiPriority="0" w:semiHidden="1" w:unhideWhenUsed="1"/>
     <w:lsdException w:name="index heading" w:semiHidden="1" w:unhideWhenUsed="1"/>
-    <w:lsdException w:name="caption" w:semiHidden="1" w:uiPriority="35" w:unhideWhenUsed="1" w:qFormat="1"/>
+    <w:lsdException w:name="caption" w:uiPriority="35" w:semiHidden="1" w:unhideWhenUsed="1" w:qFormat="1"/>
     <w:lsdException w:name="table of figures" w:semiHidden="1" w:unhideWhenUsed="1"/>
     <w:lsdException w:name="envelope address" w:semiHidden="1" w:unhideWhenUsed="1"/>
     <w:lsdException w:name="envelope return" w:semiHidden="1" w:unhideWhenUsed="1"/>
@@ -2596,8 +2596,8 @@
     <w:lsdException w:name="Title" w:uiPriority="10" w:qFormat="1"/>
     <w:lsdException w:name="Closing" w:semiHidden="1" w:unhideWhenUsed="1"/>
     <w:lsdException w:name="Signature" w:semiHidden="1" w:unhideWhenUsed="1"/>
-    <w:lsdException w:name="Default Paragraph Font" w:semiHidden="1" w:uiPriority="1" w:unhideWhenUsed="1"/>
-    <w:lsdException w:name="Body Text" w:semiHidden="1" w:uiPriority="0" w:unhideWhenUsed="1"/>
+    <w:lsdException w:name="Default Paragraph Font" w:uiPriority="1" w:semiHidden="1" w:unhideWhenUsed="1"/>
+    <w:lsdException w:name="Body Text" w:uiPriority="0" w:semiHidden="1" w:unhideWhenUsed="1"/>
     <w:lsdException w:name="Body Text Indent" w:semiHidden="1" w:unhideWhenUsed="1"/>
     <w:lsdException w:name="List Continue" w:semiHidden="1" w:unhideWhenUsed="1"/>
     <w:lsdException w:name="List Continue 2" w:semiHidden="1" w:unhideWhenUsed="1"/>
@@ -2796,8 +2796,8 @@
     <w:lsdException w:name="Subtle Reference" w:uiPriority="31" w:qFormat="1"/>
     <w:lsdException w:name="Intense Reference" w:uiPriority="32" w:qFormat="1"/>
     <w:lsdException w:name="Book Title" w:uiPriority="33" w:qFormat="1"/>
-    <w:lsdException w:name="Bibliography" w:semiHidden="1" w:uiPriority="37" w:unhideWhenUsed="1"/>
-    <w:lsdException w:name="TOC Heading" w:semiHidden="1" w:uiPriority="39" w:unhideWhenUsed="1" w:qFormat="1"/>
+    <w:lsdException w:name="Bibliography" w:uiPriority="37" w:semiHidden="1" w:unhideWhenUsed="1"/>
+    <w:lsdException w:name="TOC Heading" w:uiPriority="39" w:semiHidden="1" w:unhideWhenUsed="1" w:qFormat="1"/>
     <w:lsdException w:name="Plain Table 1" w:uiPriority="41"/>
     <w:lsdException w:name="Plain Table 2" w:uiPriority="42"/>
     <w:lsdException w:name="Plain Table 3" w:uiPriority="43"/>
@@ -2908,7 +2908,7 @@
     <w:lsdException w:name="Unresolved Mention" w:semiHidden="1" w:unhideWhenUsed="1"/>
     <w:lsdException w:name="Smart Link" w:semiHidden="1" w:unhideWhenUsed="1"/>
   </w:latentStyles>
-  <w:style w:type="paragraph" w:default="1" w:styleId="Normal">
+  <w:style w:type="paragraph" w:styleId="Normal" w:default="1">
     <w:name w:val="Normal"/>
     <w:qFormat/>
     <w:rsid w:val="00F03E55"/>
@@ -2916,7 +2916,7 @@
       <w:spacing w:after="0" w:line="240" w:lineRule="auto"/>
     </w:pPr>
     <w:rPr>
-      <w:rFonts w:ascii="Times New Roman" w:eastAsia="Times New Roman" w:hAnsi="Times New Roman" w:cs="Times New Roman"/>
+      <w:rFonts w:ascii="Times New Roman" w:hAnsi="Times New Roman" w:eastAsia="Times New Roman" w:cs="Times New Roman"/>
       <w:kern w:val="0"/>
       <w:sz w:val="24"/>
       <w:szCs w:val="24"/>
@@ -2937,7 +2937,7 @@
       <w:outlineLvl w:val="0"/>
     </w:pPr>
     <w:rPr>
-      <w:rFonts w:asciiTheme="majorHAnsi" w:eastAsiaTheme="majorEastAsia" w:hAnsiTheme="majorHAnsi" w:cstheme="majorBidi"/>
+      <w:rFonts w:asciiTheme="majorHAnsi" w:hAnsiTheme="majorHAnsi" w:eastAsiaTheme="majorEastAsia" w:cstheme="majorBidi"/>
       <w:color w:val="0F4761" w:themeColor="accent1" w:themeShade="BF"/>
       <w:sz w:val="40"/>
       <w:szCs w:val="40"/>
@@ -2960,7 +2960,7 @@
       <w:outlineLvl w:val="1"/>
     </w:pPr>
     <w:rPr>
-      <w:rFonts w:asciiTheme="majorHAnsi" w:eastAsiaTheme="majorEastAsia" w:hAnsiTheme="majorHAnsi" w:cstheme="majorBidi"/>
+      <w:rFonts w:asciiTheme="majorHAnsi" w:hAnsiTheme="majorHAnsi" w:eastAsiaTheme="majorEastAsia" w:cstheme="majorBidi"/>
       <w:color w:val="0F4761" w:themeColor="accent1" w:themeShade="BF"/>
       <w:sz w:val="32"/>
       <w:szCs w:val="32"/>
@@ -3119,13 +3119,13 @@
       <w:color w:val="272727" w:themeColor="text1" w:themeTint="D8"/>
     </w:rPr>
   </w:style>
-  <w:style w:type="character" w:default="1" w:styleId="DefaultParagraphFont">
+  <w:style w:type="character" w:styleId="DefaultParagraphFont" w:default="1">
     <w:name w:val="Default Paragraph Font"/>
     <w:uiPriority w:val="1"/>
     <w:semiHidden/>
     <w:unhideWhenUsed/>
   </w:style>
-  <w:style w:type="table" w:default="1" w:styleId="TableNormal">
+  <w:style w:type="table" w:styleId="TableNormal" w:default="1">
     <w:name w:val="Normal Table"/>
     <w:uiPriority w:val="99"/>
     <w:semiHidden/>
@@ -3140,26 +3140,26 @@
       </w:tblCellMar>
     </w:tblPr>
   </w:style>
-  <w:style w:type="numbering" w:default="1" w:styleId="NoList">
+  <w:style w:type="numbering" w:styleId="NoList" w:default="1">
     <w:name w:val="No List"/>
     <w:uiPriority w:val="99"/>
     <w:semiHidden/>
     <w:unhideWhenUsed/>
   </w:style>
-  <w:style w:type="character" w:customStyle="1" w:styleId="Heading1Char">
+  <w:style w:type="character" w:styleId="Heading1Char" w:customStyle="1">
     <w:name w:val="Heading 1 Char"/>
     <w:basedOn w:val="DefaultParagraphFont"/>
     <w:link w:val="Heading1"/>
     <w:uiPriority w:val="9"/>
     <w:rsid w:val="00F03E55"/>
     <w:rPr>
-      <w:rFonts w:asciiTheme="majorHAnsi" w:eastAsiaTheme="majorEastAsia" w:hAnsiTheme="majorHAnsi" w:cstheme="majorBidi"/>
+      <w:rFonts w:asciiTheme="majorHAnsi" w:hAnsiTheme="majorHAnsi" w:eastAsiaTheme="majorEastAsia" w:cstheme="majorBidi"/>
       <w:color w:val="0F4761" w:themeColor="accent1" w:themeShade="BF"/>
       <w:sz w:val="40"/>
       <w:szCs w:val="40"/>
     </w:rPr>
   </w:style>
-  <w:style w:type="character" w:customStyle="1" w:styleId="Heading2Char">
+  <w:style w:type="character" w:styleId="Heading2Char" w:customStyle="1">
     <w:name w:val="Heading 2 Char"/>
     <w:basedOn w:val="DefaultParagraphFont"/>
     <w:link w:val="Heading2"/>
@@ -3167,13 +3167,13 @@
     <w:semiHidden/>
     <w:rsid w:val="00F03E55"/>
     <w:rPr>
-      <w:rFonts w:asciiTheme="majorHAnsi" w:eastAsiaTheme="majorEastAsia" w:hAnsiTheme="majorHAnsi" w:cstheme="majorBidi"/>
+      <w:rFonts w:asciiTheme="majorHAnsi" w:hAnsiTheme="majorHAnsi" w:eastAsiaTheme="majorEastAsia" w:cstheme="majorBidi"/>
       <w:color w:val="0F4761" w:themeColor="accent1" w:themeShade="BF"/>
       <w:sz w:val="32"/>
       <w:szCs w:val="32"/>
     </w:rPr>
   </w:style>
-  <w:style w:type="character" w:customStyle="1" w:styleId="Heading3Char">
+  <w:style w:type="character" w:styleId="Heading3Char" w:customStyle="1">
     <w:name w:val="Heading 3 Char"/>
     <w:basedOn w:val="DefaultParagraphFont"/>
     <w:link w:val="Heading3"/>
@@ -3187,7 +3187,7 @@
       <w:szCs w:val="28"/>
     </w:rPr>
   </w:style>
-  <w:style w:type="character" w:customStyle="1" w:styleId="Heading4Char">
+  <w:style w:type="character" w:styleId="Heading4Char" w:customStyle="1">
     <w:name w:val="Heading 4 Char"/>
     <w:basedOn w:val="DefaultParagraphFont"/>
     <w:link w:val="Heading4"/>
@@ -3201,7 +3201,7 @@
       <w:color w:val="0F4761" w:themeColor="accent1" w:themeShade="BF"/>
     </w:rPr>
   </w:style>
-  <w:style w:type="character" w:customStyle="1" w:styleId="Heading5Char">
+  <w:style w:type="character" w:styleId="Heading5Char" w:customStyle="1">
     <w:name w:val="Heading 5 Char"/>
     <w:basedOn w:val="DefaultParagraphFont"/>
     <w:link w:val="Heading5"/>
@@ -3213,7 +3213,7 @@
       <w:color w:val="0F4761" w:themeColor="accent1" w:themeShade="BF"/>
     </w:rPr>
   </w:style>
-  <w:style w:type="character" w:customStyle="1" w:styleId="Heading6Char">
+  <w:style w:type="character" w:styleId="Heading6Char" w:customStyle="1">
     <w:name w:val="Heading 6 Char"/>
     <w:basedOn w:val="DefaultParagraphFont"/>
     <w:link w:val="Heading6"/>
@@ -3227,7 +3227,7 @@
       <w:color w:val="595959" w:themeColor="text1" w:themeTint="A6"/>
     </w:rPr>
   </w:style>
-  <w:style w:type="character" w:customStyle="1" w:styleId="Heading7Char">
+  <w:style w:type="character" w:styleId="Heading7Char" w:customStyle="1">
     <w:name w:val="Heading 7 Char"/>
     <w:basedOn w:val="DefaultParagraphFont"/>
     <w:link w:val="Heading7"/>
@@ -3239,7 +3239,7 @@
       <w:color w:val="595959" w:themeColor="text1" w:themeTint="A6"/>
     </w:rPr>
   </w:style>
-  <w:style w:type="character" w:customStyle="1" w:styleId="Heading8Char">
+  <w:style w:type="character" w:styleId="Heading8Char" w:customStyle="1">
     <w:name w:val="Heading 8 Char"/>
     <w:basedOn w:val="DefaultParagraphFont"/>
     <w:link w:val="Heading8"/>
@@ -3253,7 +3253,7 @@
       <w:color w:val="272727" w:themeColor="text1" w:themeTint="D8"/>
     </w:rPr>
   </w:style>
-  <w:style w:type="character" w:customStyle="1" w:styleId="Heading9Char">
+  <w:style w:type="character" w:styleId="Heading9Char" w:customStyle="1">
     <w:name w:val="Heading 9 Char"/>
     <w:basedOn w:val="DefaultParagraphFont"/>
     <w:link w:val="Heading9"/>
@@ -3278,21 +3278,21 @@
       <w:contextualSpacing/>
     </w:pPr>
     <w:rPr>
-      <w:rFonts w:asciiTheme="majorHAnsi" w:eastAsiaTheme="majorEastAsia" w:hAnsiTheme="majorHAnsi" w:cstheme="majorBidi"/>
+      <w:rFonts w:asciiTheme="majorHAnsi" w:hAnsiTheme="majorHAnsi" w:eastAsiaTheme="majorEastAsia" w:cstheme="majorBidi"/>
       <w:spacing w:val="-10"/>
       <w:kern w:val="28"/>
       <w:sz w:val="56"/>
       <w:szCs w:val="56"/>
     </w:rPr>
   </w:style>
-  <w:style w:type="character" w:customStyle="1" w:styleId="TitleChar">
+  <w:style w:type="character" w:styleId="TitleChar" w:customStyle="1">
     <w:name w:val="Title Char"/>
     <w:basedOn w:val="DefaultParagraphFont"/>
     <w:link w:val="Title"/>
     <w:uiPriority w:val="10"/>
     <w:rsid w:val="00F03E55"/>
     <w:rPr>
-      <w:rFonts w:asciiTheme="majorHAnsi" w:eastAsiaTheme="majorEastAsia" w:hAnsiTheme="majorHAnsi" w:cstheme="majorBidi"/>
+      <w:rFonts w:asciiTheme="majorHAnsi" w:hAnsiTheme="majorHAnsi" w:eastAsiaTheme="majorEastAsia" w:cstheme="majorBidi"/>
       <w:spacing w:val="-10"/>
       <w:kern w:val="28"/>
       <w:sz w:val="56"/>
@@ -3320,7 +3320,7 @@
       <w:szCs w:val="28"/>
     </w:rPr>
   </w:style>
-  <w:style w:type="character" w:customStyle="1" w:styleId="SubtitleChar">
+  <w:style w:type="character" w:styleId="SubtitleChar" w:customStyle="1">
     <w:name w:val="Subtitle Char"/>
     <w:basedOn w:val="DefaultParagraphFont"/>
     <w:link w:val="Subtitle"/>
@@ -3352,7 +3352,7 @@
       <w:color w:val="404040" w:themeColor="text1" w:themeTint="BF"/>
     </w:rPr>
   </w:style>
-  <w:style w:type="character" w:customStyle="1" w:styleId="QuoteChar">
+  <w:style w:type="character" w:styleId="QuoteChar" w:customStyle="1">
     <w:name w:val="Quote Char"/>
     <w:basedOn w:val="DefaultParagraphFont"/>
     <w:link w:val="Quote"/>
@@ -3397,8 +3397,8 @@
     <w:rsid w:val="00F03E55"/>
     <w:pPr>
       <w:pBdr>
-        <w:top w:val="single" w:sz="4" w:space="10" w:color="0F4761" w:themeColor="accent1" w:themeShade="BF"/>
-        <w:bottom w:val="single" w:sz="4" w:space="10" w:color="0F4761" w:themeColor="accent1" w:themeShade="BF"/>
+        <w:top w:val="single" w:color="0F4761" w:themeColor="accent1" w:themeShade="BF" w:sz="4" w:space="10"/>
+        <w:bottom w:val="single" w:color="0F4761" w:themeColor="accent1" w:themeShade="BF" w:sz="4" w:space="10"/>
       </w:pBdr>
       <w:spacing w:before="360" w:after="360"/>
       <w:ind w:left="864" w:right="864"/>
@@ -3410,7 +3410,7 @@
       <w:color w:val="0F4761" w:themeColor="accent1" w:themeShade="BF"/>
     </w:rPr>
   </w:style>
-  <w:style w:type="character" w:customStyle="1" w:styleId="IntenseQuoteChar">
+  <w:style w:type="character" w:styleId="IntenseQuoteChar" w:customStyle="1">
     <w:name w:val="Intense Quote Char"/>
     <w:basedOn w:val="DefaultParagraphFont"/>
     <w:link w:val="IntenseQuote"/>
@@ -3448,13 +3448,13 @@
       </w:tabs>
     </w:pPr>
   </w:style>
-  <w:style w:type="character" w:customStyle="1" w:styleId="FooterChar">
+  <w:style w:type="character" w:styleId="FooterChar" w:customStyle="1">
     <w:name w:val="Footer Char"/>
     <w:basedOn w:val="DefaultParagraphFont"/>
     <w:link w:val="Footer"/>
     <w:rsid w:val="00F03E55"/>
     <w:rPr>
-      <w:rFonts w:ascii="Times New Roman" w:eastAsia="Times New Roman" w:hAnsi="Times New Roman" w:cs="Times New Roman"/>
+      <w:rFonts w:ascii="Times New Roman" w:hAnsi="Times New Roman" w:eastAsia="Times New Roman" w:cs="Times New Roman"/>
       <w:kern w:val="0"/>
       <w:sz w:val="24"/>
       <w:szCs w:val="24"/>
@@ -3469,13 +3469,13 @@
       <w:spacing w:after="120"/>
     </w:pPr>
   </w:style>
-  <w:style w:type="character" w:customStyle="1" w:styleId="BodyTextChar">
+  <w:style w:type="character" w:styleId="BodyTextChar" w:customStyle="1">
     <w:name w:val="Body Text Char"/>
     <w:basedOn w:val="DefaultParagraphFont"/>
     <w:link w:val="BodyText"/>
     <w:rsid w:val="00F03E55"/>
     <w:rPr>
-      <w:rFonts w:ascii="Times New Roman" w:eastAsia="Times New Roman" w:hAnsi="Times New Roman" w:cs="Times New Roman"/>
+      <w:rFonts w:ascii="Times New Roman" w:hAnsi="Times New Roman" w:eastAsia="Times New Roman" w:cs="Times New Roman"/>
       <w:kern w:val="0"/>
       <w:sz w:val="24"/>
       <w:szCs w:val="24"/>
@@ -3515,14 +3515,14 @@
       </w:tabs>
     </w:pPr>
   </w:style>
-  <w:style w:type="character" w:customStyle="1" w:styleId="HeaderChar">
+  <w:style w:type="character" w:styleId="HeaderChar" w:customStyle="1">
     <w:name w:val="Header Char"/>
     <w:basedOn w:val="DefaultParagraphFont"/>
     <w:link w:val="Header"/>
     <w:uiPriority w:val="99"/>
     <w:rsid w:val="000F4AEA"/>
     <w:rPr>
-      <w:rFonts w:ascii="Times New Roman" w:eastAsia="Times New Roman" w:hAnsi="Times New Roman" w:cs="Times New Roman"/>
+      <w:rFonts w:ascii="Times New Roman" w:hAnsi="Times New Roman" w:eastAsia="Times New Roman" w:cs="Times New Roman"/>
       <w:kern w:val="0"/>
       <w:sz w:val="24"/>
       <w:szCs w:val="24"/>
@@ -3532,7 +3532,7 @@
 </file>
 
 <file path=word/theme/theme1.xml><?xml version="1.0" encoding="utf-8"?>
-<a:theme xmlns:a="http://schemas.openxmlformats.org/drawingml/2006/main" name="Office Theme">
+<a:theme xmlns:thm15="http://schemas.microsoft.com/office/thememl/2012/main" xmlns:a="http://schemas.openxmlformats.org/drawingml/2006/main" name="Office Theme">
   <a:themeElements>
     <a:clrScheme name="Office">
       <a:dk1>
